--- a/docs/entrevistas/Entrevista E09.docx
+++ b/docs/entrevistas/Entrevista E09.docx
@@ -13,7 +13,7 @@
           <w:sz w:val="30"/>
           <w:szCs w:val="30"/>
         </w:rPr>
-        <w:t xml:space="preserve">E.64</w:t>
+        <w:t xml:space="preserve">E09</w:t>
       </w:r>
     </w:p>
     <w:p>
@@ -121,7 +121,7 @@
           <w:sz w:val="21"/>
           <w:szCs w:val="21"/>
         </w:rPr>
-        <w:t xml:space="preserve">E.64 vive en Santiago, sola. No participa del cuidado diario.</w:t>
+        <w:t xml:space="preserve">E09 vive en Santiago, sola. No participa del cuidado diario.</w:t>
       </w:r>
     </w:p>
     <w:p>
@@ -1118,7 +1118,7 @@
           <w:sz w:val="21"/>
           <w:szCs w:val="21"/>
         </w:rPr>
-        <w:t xml:space="preserve">→ Segunda barrera vincular para compartir, igual que Y.40 pero en dirección inversa: aquí no es pedir ayuda, es delegar trabajo a quien ya carga.</w:t>
+        <w:t xml:space="preserve">→ Segunda barrera vincular para compartir, igual que E08 pero en dirección inversa: aquí no es pedir ayuda, es delegar trabajo a quien ya carga.</w:t>
       </w:r>
     </w:p>
     <w:p>

--- a/docs/entrevistas/Entrevista E09.docx
+++ b/docs/entrevistas/Entrevista E09.docx
@@ -170,7 +170,7 @@
           <w:sz w:val="21"/>
           <w:szCs w:val="21"/>
         </w:rPr>
-        <w:t xml:space="preserve">Tiempo: 4 años desde el diagnóstico. Ella entra como aportante desde el principio.</w:t>
+        <w:t xml:space="preserve">Tiempo: 4 años desde que empezó a necesitar apoyo. Ella entra como aportante desde el principio.</w:t>
       </w:r>
     </w:p>
     <w:p>
@@ -1550,7 +1550,7 @@
           <w:sz w:val="21"/>
           <w:szCs w:val="21"/>
         </w:rPr>
-        <w:t xml:space="preserve">P30 — ya paga: los $150.000 mensuales. Además pagó los pasajes de la madre a un control en la ciudad y un colchón antiescaras (~$90.000) el año pasado.</w:t>
+        <w:t xml:space="preserve">P30 — ya paga: los $150.000 mensuales. Además pagó los pasajes de la madre a un control en la ciudad y un colchón especial (~$90.000) el año pasado.</w:t>
       </w:r>
     </w:p>
     <w:p>
@@ -2077,7 +2077,7 @@
           <w:sz w:val="21"/>
           <w:szCs w:val="21"/>
         </w:rPr>
-        <w:t xml:space="preserve">· ¿Ya paga por algo?: sí — $150.000/mes + colchón antiescaras ~$90.000 + pasajes</w:t>
+        <w:t xml:space="preserve">· ¿Ya paga por algo?: sí — $150.000/mes + colchón especial ~$90.000 + pasajes</w:t>
       </w:r>
     </w:p>
     <w:p>
